--- a/templates/Protokol_17_Template.docx
+++ b/templates/Protokol_17_Template.docx
@@ -4,13 +4,16 @@
   <w:body>
     <w:p>
       <w:pPr>
-        <w:pStyle w:val="NoSpacing"/>
+        <w:pStyle w:val="DocumentMeta"/>
       </w:pPr>
       <w:r>
-        <w:t>Приложение № 17  |  към чл. 7, ал. 3, т. 17</w:t>
+        <w:t>Приложение № 17 към чл. 7, ал. 3, т. 17</w:t>
       </w:r>
     </w:p>
     <w:p>
+      <w:pPr>
+        <w:pStyle w:val="DocumentMeta"/>
+      </w:pPr>
       <w:proofErr w:type="spellStart"/>
       <w:r>
         <w:t>(Образец 17)</w:t>
@@ -72,13 +75,426 @@
       <w:r/>
       <w:proofErr w:type="spellEnd"/>
     </w:p>
+    <w:tbl>
+      <w:tblPr>
+        <w:tblW w:w="0" w:type="auto"/>
+        <w:jc w:val="center"/>
+        <w:tblLayout w:type="fixed"/>
+        <w:tblLook w:val="04A0" w:firstRow="1" w:lastRow="0" w:firstColumn="1" w:lastColumn="0" w:noHBand="0" w:noVBand="1"/>
+      </w:tblPr>
+      <w:tblGrid>
+        <w:gridCol w:w="2438"/>
+        <w:gridCol w:w="7427"/>
+      </w:tblGrid>
+      <w:tr>
+        <w:trPr>
+          <w:cantSplit/>
+          <w:jc w:val="center"/>
+        </w:trPr>
+        <w:tc>
+          <w:tcPr>
+            <w:tcW w:w="2438" w:type="dxa"/>
+            <w:tcBorders>
+              <w:top w:val="nil"/>
+              <w:left w:val="nil"/>
+              <w:bottom w:val="nil"/>
+              <w:right w:val="nil"/>
+            </w:tcBorders>
+            <w:tcMar>
+              <w:top w:w="35" w:type="dxa"/>
+              <w:left w:w="40" w:type="dxa"/>
+              <w:bottom w:w="35" w:type="dxa"/>
+              <w:right w:w="60" w:type="dxa"/>
+            </w:tcMar>
+          </w:tcPr>
+          <w:p>
+            <w:pPr>
+              <w:pStyle w:val="FieldLabel"/>
+              <w:keepLines/>
+            </w:pPr>
+            <w:proofErr w:type="spellStart"/>
+            <w:r>
+              <w:t>Строеж:</w:t>
+            </w:r>
+            <w:proofErr w:type="spellEnd"/>
+            <w:r/>
+          </w:p>
+        </w:tc>
+        <w:tc>
+          <w:tcPr>
+            <w:tcW w:w="7427" w:type="dxa"/>
+            <w:tcBorders>
+              <w:top w:val="nil"/>
+              <w:left w:val="nil"/>
+              <w:bottom w:val="nil"/>
+              <w:right w:val="nil"/>
+            </w:tcBorders>
+            <w:tcMar>
+              <w:top w:w="35" w:type="dxa"/>
+              <w:left w:w="40" w:type="dxa"/>
+              <w:bottom w:w="35" w:type="dxa"/>
+              <w:right w:w="60" w:type="dxa"/>
+            </w:tcMar>
+          </w:tcPr>
+          <w:p>
+            <w:pPr>
+              <w:pStyle w:val="FieldValue"/>
+              <w:keepLines/>
+              <w:pBdr>
+                <w:bottom w:val="single" w:sz="5" w:space="1" w:color="BCBCBC"/>
+              </w:pBdr>
+            </w:pPr>
+            <w:r>
+              <w:rPr/>
+              <w:t>{{Строеж}}</w:t>
+            </w:r>
+          </w:p>
+        </w:tc>
+      </w:tr>
+      <w:tr>
+        <w:trPr>
+          <w:cantSplit/>
+          <w:jc w:val="center"/>
+        </w:trPr>
+        <w:tc>
+          <w:tcPr>
+            <w:tcW w:w="2438" w:type="dxa"/>
+            <w:tcBorders>
+              <w:top w:val="nil"/>
+              <w:left w:val="nil"/>
+              <w:bottom w:val="nil"/>
+              <w:right w:val="nil"/>
+            </w:tcBorders>
+            <w:tcMar>
+              <w:top w:w="35" w:type="dxa"/>
+              <w:left w:w="40" w:type="dxa"/>
+              <w:bottom w:w="35" w:type="dxa"/>
+              <w:right w:w="60" w:type="dxa"/>
+            </w:tcMar>
+          </w:tcPr>
+          <w:p>
+            <w:pPr>
+              <w:pStyle w:val="FieldLabel"/>
+              <w:keepLines/>
+            </w:pPr>
+            <w:proofErr w:type="spellStart"/>
+            <w:r>
+              <w:t>Местонахождение:</w:t>
+            </w:r>
+            <w:proofErr w:type="spellEnd"/>
+            <w:r/>
+          </w:p>
+        </w:tc>
+        <w:tc>
+          <w:tcPr>
+            <w:tcW w:w="7427" w:type="dxa"/>
+            <w:tcBorders>
+              <w:top w:val="nil"/>
+              <w:left w:val="nil"/>
+              <w:bottom w:val="nil"/>
+              <w:right w:val="nil"/>
+            </w:tcBorders>
+            <w:tcMar>
+              <w:top w:w="35" w:type="dxa"/>
+              <w:left w:w="40" w:type="dxa"/>
+              <w:bottom w:w="35" w:type="dxa"/>
+              <w:right w:w="60" w:type="dxa"/>
+            </w:tcMar>
+          </w:tcPr>
+          <w:p>
+            <w:pPr>
+              <w:pStyle w:val="FieldValue"/>
+              <w:keepLines/>
+              <w:pBdr>
+                <w:bottom w:val="single" w:sz="5" w:space="1" w:color="BCBCBC"/>
+              </w:pBdr>
+            </w:pPr>
+            <w:r>
+              <w:rPr/>
+              <w:t>{{Адрес}}</w:t>
+            </w:r>
+          </w:p>
+        </w:tc>
+      </w:tr>
+      <w:tr>
+        <w:trPr>
+          <w:cantSplit/>
+          <w:jc w:val="center"/>
+        </w:trPr>
+        <w:tc>
+          <w:tcPr>
+            <w:tcW w:w="2438" w:type="dxa"/>
+            <w:tcBorders>
+              <w:top w:val="nil"/>
+              <w:left w:val="nil"/>
+              <w:bottom w:val="nil"/>
+              <w:right w:val="nil"/>
+            </w:tcBorders>
+            <w:tcMar>
+              <w:top w:w="35" w:type="dxa"/>
+              <w:left w:w="40" w:type="dxa"/>
+              <w:bottom w:w="35" w:type="dxa"/>
+              <w:right w:w="60" w:type="dxa"/>
+            </w:tcMar>
+          </w:tcPr>
+          <w:p>
+            <w:pPr>
+              <w:pStyle w:val="FieldLabel"/>
+              <w:keepLines/>
+            </w:pPr>
+            <w:proofErr w:type="spellStart"/>
+            <w:r>
+              <w:t>Възложител:</w:t>
+            </w:r>
+            <w:proofErr w:type="spellEnd"/>
+            <w:r/>
+          </w:p>
+        </w:tc>
+        <w:tc>
+          <w:tcPr>
+            <w:tcW w:w="7427" w:type="dxa"/>
+            <w:tcBorders>
+              <w:top w:val="nil"/>
+              <w:left w:val="nil"/>
+              <w:bottom w:val="nil"/>
+              <w:right w:val="nil"/>
+            </w:tcBorders>
+            <w:tcMar>
+              <w:top w:w="35" w:type="dxa"/>
+              <w:left w:w="40" w:type="dxa"/>
+              <w:bottom w:w="35" w:type="dxa"/>
+              <w:right w:w="60" w:type="dxa"/>
+            </w:tcMar>
+          </w:tcPr>
+          <w:p>
+            <w:pPr>
+              <w:pStyle w:val="FieldValue"/>
+              <w:keepLines/>
+              <w:pBdr>
+                <w:bottom w:val="single" w:sz="5" w:space="1" w:color="BCBCBC"/>
+              </w:pBdr>
+            </w:pPr>
+            <w:r>
+              <w:rPr/>
+              <w:t>{{Възложител_Блок}}</w:t>
+            </w:r>
+          </w:p>
+        </w:tc>
+      </w:tr>
+      <w:tr>
+        <w:trPr>
+          <w:cantSplit/>
+          <w:jc w:val="center"/>
+        </w:trPr>
+        <w:tc>
+          <w:tcPr>
+            <w:tcW w:w="2438" w:type="dxa"/>
+            <w:tcBorders>
+              <w:top w:val="nil"/>
+              <w:left w:val="nil"/>
+              <w:bottom w:val="nil"/>
+              <w:right w:val="nil"/>
+            </w:tcBorders>
+            <w:tcMar>
+              <w:top w:w="35" w:type="dxa"/>
+              <w:left w:w="40" w:type="dxa"/>
+              <w:bottom w:w="35" w:type="dxa"/>
+              <w:right w:w="60" w:type="dxa"/>
+            </w:tcMar>
+          </w:tcPr>
+          <w:p>
+            <w:pPr>
+              <w:pStyle w:val="FieldLabel"/>
+              <w:keepLines/>
+            </w:pPr>
+            <w:proofErr w:type="spellStart"/>
+            <w:r>
+              <w:t>Консултант (строителен надзор):</w:t>
+            </w:r>
+            <w:bookmarkStart w:id="0" w:name="_GoBack"/>
+            <w:bookmarkEnd w:id="0"/>
+            <w:r/>
+            <w:proofErr w:type="spellEnd"/>
+            <w:r/>
+            <w:proofErr w:type="spellStart"/>
+            <w:r/>
+            <w:proofErr w:type="spellEnd"/>
+            <w:r/>
+            <w:proofErr w:type="spellStart"/>
+            <w:r/>
+            <w:proofErr w:type="spellEnd"/>
+            <w:r/>
+          </w:p>
+        </w:tc>
+        <w:tc>
+          <w:tcPr>
+            <w:tcW w:w="7427" w:type="dxa"/>
+            <w:tcBorders>
+              <w:top w:val="nil"/>
+              <w:left w:val="nil"/>
+              <w:bottom w:val="nil"/>
+              <w:right w:val="nil"/>
+            </w:tcBorders>
+            <w:tcMar>
+              <w:top w:w="35" w:type="dxa"/>
+              <w:left w:w="40" w:type="dxa"/>
+              <w:bottom w:w="35" w:type="dxa"/>
+              <w:right w:w="60" w:type="dxa"/>
+            </w:tcMar>
+          </w:tcPr>
+          <w:p>
+            <w:pPr>
+              <w:pStyle w:val="FieldValue"/>
+              <w:keepLines/>
+              <w:pBdr>
+                <w:bottom w:val="single" w:sz="5" w:space="1" w:color="BCBCBC"/>
+              </w:pBdr>
+            </w:pPr>
+            <w:r>
+              <w:rPr/>
+              <w:t>{{Консултант_Фирма}}, ЕИК {{Консултант_ЕИК}}, {{Консултант_Адрес}}, {{Консултант_Управител}} — Управител</w:t>
+            </w:r>
+          </w:p>
+        </w:tc>
+      </w:tr>
+      <w:tr>
+        <w:trPr>
+          <w:cantSplit/>
+          <w:jc w:val="center"/>
+        </w:trPr>
+        <w:tc>
+          <w:tcPr>
+            <w:tcW w:w="2438" w:type="dxa"/>
+            <w:tcBorders>
+              <w:top w:val="nil"/>
+              <w:left w:val="nil"/>
+              <w:bottom w:val="nil"/>
+              <w:right w:val="nil"/>
+            </w:tcBorders>
+            <w:tcMar>
+              <w:top w:w="35" w:type="dxa"/>
+              <w:left w:w="40" w:type="dxa"/>
+              <w:bottom w:w="35" w:type="dxa"/>
+              <w:right w:w="60" w:type="dxa"/>
+            </w:tcMar>
+          </w:tcPr>
+          <w:p>
+            <w:pPr>
+              <w:pStyle w:val="FieldLabel"/>
+              <w:keepLines/>
+            </w:pPr>
+            <w:proofErr w:type="spellStart"/>
+            <w:r>
+              <w:t>Строител:</w:t>
+            </w:r>
+            <w:proofErr w:type="spellEnd"/>
+            <w:r/>
+            <w:proofErr w:type="spellStart"/>
+            <w:r/>
+            <w:proofErr w:type="spellEnd"/>
+            <w:r/>
+          </w:p>
+        </w:tc>
+        <w:tc>
+          <w:tcPr>
+            <w:tcW w:w="7427" w:type="dxa"/>
+            <w:tcBorders>
+              <w:top w:val="nil"/>
+              <w:left w:val="nil"/>
+              <w:bottom w:val="nil"/>
+              <w:right w:val="nil"/>
+            </w:tcBorders>
+            <w:tcMar>
+              <w:top w:w="35" w:type="dxa"/>
+              <w:left w:w="40" w:type="dxa"/>
+              <w:bottom w:w="35" w:type="dxa"/>
+              <w:right w:w="60" w:type="dxa"/>
+            </w:tcMar>
+          </w:tcPr>
+          <w:p>
+            <w:pPr>
+              <w:pStyle w:val="FieldValue"/>
+              <w:keepLines/>
+              <w:pBdr>
+                <w:bottom w:val="single" w:sz="5" w:space="1" w:color="BCBCBC"/>
+              </w:pBdr>
+            </w:pPr>
+            <w:r>
+              <w:rPr/>
+              <w:t>{{Строител_Фирма}}, ЕИК {{Строител_ЕИК}}, {{Строител_Адрес}}, представлявано от {{Строител_Управител}}</w:t>
+            </w:r>
+          </w:p>
+        </w:tc>
+      </w:tr>
+      <w:tr>
+        <w:trPr>
+          <w:cantSplit/>
+          <w:jc w:val="center"/>
+        </w:trPr>
+        <w:tc>
+          <w:tcPr>
+            <w:tcW w:w="2438" w:type="dxa"/>
+            <w:tcBorders>
+              <w:top w:val="nil"/>
+              <w:left w:val="nil"/>
+              <w:bottom w:val="nil"/>
+              <w:right w:val="nil"/>
+            </w:tcBorders>
+            <w:tcMar>
+              <w:top w:w="35" w:type="dxa"/>
+              <w:left w:w="40" w:type="dxa"/>
+              <w:bottom w:w="35" w:type="dxa"/>
+              <w:right w:w="60" w:type="dxa"/>
+            </w:tcMar>
+          </w:tcPr>
+          <w:p>
+            <w:pPr>
+              <w:pStyle w:val="FieldLabel"/>
+              <w:keepLines/>
+            </w:pPr>
+            <w:proofErr w:type="spellStart"/>
+            <w:r>
+              <w:t>Проектант:</w:t>
+            </w:r>
+            <w:proofErr w:type="spellEnd"/>
+            <w:r/>
+          </w:p>
+        </w:tc>
+        <w:tc>
+          <w:tcPr>
+            <w:tcW w:w="7427" w:type="dxa"/>
+            <w:tcBorders>
+              <w:top w:val="nil"/>
+              <w:left w:val="nil"/>
+              <w:bottom w:val="nil"/>
+              <w:right w:val="nil"/>
+            </w:tcBorders>
+            <w:tcMar>
+              <w:top w:w="35" w:type="dxa"/>
+              <w:left w:w="40" w:type="dxa"/>
+              <w:bottom w:w="35" w:type="dxa"/>
+              <w:right w:w="60" w:type="dxa"/>
+            </w:tcMar>
+          </w:tcPr>
+          <w:p>
+            <w:pPr>
+              <w:pStyle w:val="FieldValue"/>
+              <w:keepLines/>
+              <w:pBdr>
+                <w:bottom w:val="single" w:sz="5" w:space="1" w:color="BCBCBC"/>
+              </w:pBdr>
+            </w:pPr>
+            <w:r>
+              <w:rPr/>
+              <w:t>{{Проектанти_Имена}}</w:t>
+            </w:r>
+          </w:p>
+        </w:tc>
+      </w:tr>
+    </w:tbl>
     <w:p>
       <w:proofErr w:type="spellStart"/>
-      <w:r>
-        <w:t>Строеж:</w:t>
-        <w:tab/>
-        <w:t>{{Строеж}}</w:t>
-      </w:r>
+      <w:r/>
       <w:proofErr w:type="spellEnd"/>
       <w:r/>
       <w:r/>
@@ -107,208 +523,8 @@
       <w:proofErr w:type="spellEnd"/>
     </w:p>
     <w:p>
-      <w:proofErr w:type="spellStart"/>
-      <w:r>
-        <w:t>Местонахождение:</w:t>
-        <w:tab/>
-        <w:t>{{Адрес}}</w:t>
-      </w:r>
-      <w:proofErr w:type="spellEnd"/>
-      <w:r/>
-      <w:r/>
-      <w:proofErr w:type="spellStart"/>
-      <w:r/>
-      <w:proofErr w:type="spellEnd"/>
-      <w:r/>
-      <w:proofErr w:type="spellStart"/>
-      <w:r/>
-      <w:proofErr w:type="spellEnd"/>
-      <w:r/>
-      <w:proofErr w:type="spellStart"/>
-      <w:r/>
-      <w:proofErr w:type="spellEnd"/>
-      <w:r/>
-      <w:proofErr w:type="gramStart"/>
-      <w:r/>
-      <w:proofErr w:type="gramEnd"/>
-      <w:r/>
-      <w:proofErr w:type="spellStart"/>
-      <w:r/>
-      <w:proofErr w:type="spellEnd"/>
-      <w:r/>
-      <w:proofErr w:type="spellStart"/>
-      <w:r/>
-      <w:proofErr w:type="spellEnd"/>
-    </w:p>
-    <w:p>
-      <w:proofErr w:type="spellStart"/>
-      <w:r>
-        <w:t>Възложител:</w:t>
-        <w:tab/>
-        <w:t>{{Възложител_Блок}}</w:t>
-      </w:r>
-      <w:proofErr w:type="spellEnd"/>
-      <w:r/>
-      <w:r/>
-      <w:proofErr w:type="spellStart"/>
-      <w:r/>
-      <w:proofErr w:type="spellEnd"/>
-      <w:r/>
-      <w:proofErr w:type="spellStart"/>
-      <w:r/>
-      <w:proofErr w:type="spellEnd"/>
-      <w:r/>
-      <w:proofErr w:type="spellStart"/>
-      <w:r/>
-      <w:proofErr w:type="spellEnd"/>
-      <w:r/>
-      <w:proofErr w:type="gramStart"/>
-      <w:r/>
-      <w:proofErr w:type="gramEnd"/>
-      <w:r/>
-      <w:proofErr w:type="spellStart"/>
-      <w:r/>
-      <w:proofErr w:type="spellEnd"/>
-      <w:r/>
-      <w:proofErr w:type="spellStart"/>
-      <w:r/>
-      <w:proofErr w:type="spellEnd"/>
-    </w:p>
-    <w:p>
-      <w:proofErr w:type="spellStart"/>
-      <w:r>
-        <w:t>Консултант (строителен надзор):</w:t>
-        <w:tab/>
-        <w:t>{{Консултант_Фирма}}, ЕИК {{Консултант_ЕИК}}, {{Консултант_Адрес}}, {{Консултант_Управител}} — Управител</w:t>
-      </w:r>
-      <w:proofErr w:type="spellEnd"/>
-      <w:r/>
-      <w:r/>
-      <w:proofErr w:type="spellStart"/>
-      <w:r/>
-      <w:proofErr w:type="spellEnd"/>
-      <w:r/>
-      <w:proofErr w:type="spellStart"/>
-      <w:r/>
-      <w:proofErr w:type="spellEnd"/>
-      <w:r/>
-      <w:proofErr w:type="spellStart"/>
-      <w:r/>
-      <w:proofErr w:type="spellEnd"/>
-      <w:r/>
-      <w:proofErr w:type="gramStart"/>
-      <w:r/>
-      <w:proofErr w:type="gramEnd"/>
-      <w:r/>
-      <w:proofErr w:type="spellStart"/>
-      <w:r/>
-      <w:proofErr w:type="spellEnd"/>
-      <w:r/>
-      <w:proofErr w:type="spellStart"/>
-      <w:r/>
-      <w:proofErr w:type="spellEnd"/>
-    </w:p>
-    <w:p>
-      <w:proofErr w:type="spellStart"/>
-      <w:r>
-        <w:t>Строител:</w:t>
-        <w:tab/>
-        <w:t>{{Строител_Фирма}}, ЕИК {{Строител_ЕИК}}, {{Строител_Адрес}}, представлявано от {{Строител_Управител}}</w:t>
-      </w:r>
-      <w:proofErr w:type="spellEnd"/>
-      <w:r/>
-      <w:r/>
-      <w:proofErr w:type="spellStart"/>
-      <w:r/>
-      <w:proofErr w:type="spellEnd"/>
-      <w:r/>
-      <w:proofErr w:type="spellStart"/>
-      <w:r/>
-      <w:proofErr w:type="spellEnd"/>
-      <w:r/>
-      <w:proofErr w:type="spellStart"/>
-      <w:r/>
-      <w:proofErr w:type="spellEnd"/>
-      <w:r/>
-      <w:proofErr w:type="gramStart"/>
-      <w:r/>
-      <w:proofErr w:type="gramEnd"/>
-      <w:r/>
-      <w:proofErr w:type="spellStart"/>
-      <w:r/>
-      <w:proofErr w:type="spellEnd"/>
-      <w:r/>
-      <w:proofErr w:type="spellStart"/>
-      <w:r/>
-      <w:proofErr w:type="spellEnd"/>
-    </w:p>
-    <w:p>
-      <w:proofErr w:type="spellStart"/>
-      <w:r>
-        <w:t>Проектант:</w:t>
-        <w:tab/>
-        <w:t>{{Проектанти_Имена}}</w:t>
-      </w:r>
-      <w:proofErr w:type="spellEnd"/>
-      <w:r/>
-      <w:r/>
-      <w:proofErr w:type="spellStart"/>
-      <w:r/>
-      <w:proofErr w:type="spellEnd"/>
-      <w:r/>
-      <w:proofErr w:type="spellStart"/>
-      <w:r/>
-      <w:proofErr w:type="spellEnd"/>
-      <w:r/>
-      <w:proofErr w:type="spellStart"/>
-      <w:r/>
-      <w:proofErr w:type="spellEnd"/>
-      <w:r/>
-      <w:proofErr w:type="gramStart"/>
-      <w:r/>
-      <w:proofErr w:type="gramEnd"/>
-      <w:r/>
-      <w:proofErr w:type="spellStart"/>
-      <w:r/>
-      <w:proofErr w:type="spellEnd"/>
-      <w:r/>
-      <w:proofErr w:type="spellStart"/>
-      <w:r/>
-      <w:proofErr w:type="spellEnd"/>
-    </w:p>
-    <w:p>
-      <w:proofErr w:type="spellStart"/>
-      <w:r/>
-      <w:proofErr w:type="spellEnd"/>
-      <w:r/>
-      <w:r/>
-      <w:proofErr w:type="spellStart"/>
-      <w:r/>
-      <w:proofErr w:type="spellEnd"/>
-      <w:r/>
-      <w:proofErr w:type="spellStart"/>
-      <w:r/>
-      <w:proofErr w:type="spellEnd"/>
-      <w:r/>
-      <w:proofErr w:type="spellStart"/>
-      <w:r/>
-      <w:proofErr w:type="spellEnd"/>
-      <w:r/>
-      <w:proofErr w:type="gramStart"/>
-      <w:r/>
-      <w:proofErr w:type="gramEnd"/>
-      <w:r/>
-      <w:proofErr w:type="spellStart"/>
-      <w:r/>
-      <w:proofErr w:type="spellEnd"/>
-      <w:r/>
-      <w:proofErr w:type="spellStart"/>
-      <w:r/>
-      <w:proofErr w:type="spellEnd"/>
-    </w:p>
-    <w:p>
-      <w:pPr>
-        <w:pStyle w:val="NoSpacing"/>
+      <w:pPr>
+        <w:pStyle w:val="DocumentTitle"/>
       </w:pPr>
       <w:r>
         <w:t>ПРОТОКОЛ</w:t>
@@ -316,7 +532,7 @@
     </w:p>
     <w:p>
       <w:pPr>
-        <w:pStyle w:val="NoSpacing"/>
+        <w:pStyle w:val="DocumentSubtitle"/>
       </w:pPr>
       <w:r>
         <w:t>за проведена 72-часова проба при експлоатационни условия</w:t>
@@ -353,6 +569,9 @@
       <w:proofErr w:type="spellEnd"/>
     </w:p>
     <w:p>
+      <w:pPr>
+        <w:pStyle w:val="LegalBody"/>
+      </w:pPr>
       <w:proofErr w:type="spellStart"/>
       <w:r>
         <w:t>Комисията, назначена със Заповед № ........................ от ........................ г. на ................................................,</w:t>
@@ -385,6 +604,9 @@
       <w:proofErr w:type="spellEnd"/>
     </w:p>
     <w:p>
+      <w:pPr>
+        <w:pStyle w:val="FieldHint"/>
+      </w:pPr>
       <w:proofErr w:type="spellStart"/>
       <w:r>
         <w:t>(длъжност на подписалия заповедта)</w:t>
@@ -447,6 +669,9 @@
       <w:proofErr w:type="spellEnd"/>
     </w:p>
     <w:p>
+      <w:pPr>
+        <w:pStyle w:val="LegalBody"/>
+      </w:pPr>
       <w:proofErr w:type="spellStart"/>
       <w:r>
         <w:t>в състав:</w:t>
@@ -479,6 +704,9 @@
       <w:proofErr w:type="spellEnd"/>
     </w:p>
     <w:p>
+      <w:pPr>
+        <w:pStyle w:val="LegalBody"/>
+      </w:pPr>
       <w:proofErr w:type="spellStart"/>
       <w:r>
         <w:t>председател: ............................................................................................................</w:t>
@@ -511,6 +739,9 @@
       <w:proofErr w:type="spellEnd"/>
     </w:p>
     <w:p>
+      <w:pPr>
+        <w:pStyle w:val="FieldHint"/>
+      </w:pPr>
       <w:proofErr w:type="spellStart"/>
       <w:r>
         <w:t>(трите имена по документ за самоличност и длъжност)</w:t>
@@ -543,6 +774,9 @@
       <w:proofErr w:type="spellEnd"/>
     </w:p>
     <w:p>
+      <w:pPr>
+        <w:pStyle w:val="LegalBody"/>
+      </w:pPr>
       <w:proofErr w:type="spellStart"/>
       <w:r>
         <w:t>членове:</w:t>
@@ -575,6 +809,9 @@
       <w:proofErr w:type="spellEnd"/>
     </w:p>
     <w:p>
+      <w:pPr>
+        <w:pStyle w:val="FieldHint"/>
+      </w:pPr>
       <w:proofErr w:type="spellStart"/>
       <w:r>
         <w:t>1. ............................................................................................................</w:t>
@@ -607,6 +844,9 @@
       <w:proofErr w:type="spellEnd"/>
     </w:p>
     <w:p>
+      <w:pPr>
+        <w:pStyle w:val="FieldHint"/>
+      </w:pPr>
       <w:proofErr w:type="spellStart"/>
       <w:r>
         <w:t>2. ............................................................................................................</w:t>
@@ -639,6 +879,9 @@
       <w:proofErr w:type="spellEnd"/>
     </w:p>
     <w:p>
+      <w:pPr>
+        <w:pStyle w:val="FieldHint"/>
+      </w:pPr>
       <w:proofErr w:type="spellStart"/>
       <w:r>
         <w:t>3. ............................................................................................................</w:t>
@@ -671,6 +914,9 @@
       <w:proofErr w:type="spellEnd"/>
     </w:p>
     <w:p>
+      <w:pPr>
+        <w:pStyle w:val="FieldHint"/>
+      </w:pPr>
       <w:proofErr w:type="spellStart"/>
       <w:r>
         <w:t>(трите имена по документ за самоличност и длъжност)</w:t>
@@ -733,6 +979,9 @@
       <w:proofErr w:type="spellEnd"/>
     </w:p>
     <w:p>
+      <w:pPr>
+        <w:pStyle w:val="LegalBody"/>
+      </w:pPr>
       <w:proofErr w:type="spellStart"/>
       <w:r>
         <w:t>извърши 72-часови изпитвания при експлоатационни условия на строежа (етапа, частта от него) в съответствие с утвърдения пусков график през периода от ...................................... до ...................................... ,</w:t>
@@ -765,6 +1014,9 @@
       <w:proofErr w:type="spellEnd"/>
     </w:p>
     <w:p>
+      <w:pPr>
+        <w:pStyle w:val="FieldHint"/>
+      </w:pPr>
       <w:proofErr w:type="spellStart"/>
       <w:r>
         <w:t>(дата, час)</w:t>
@@ -797,6 +1049,9 @@
       <w:proofErr w:type="spellEnd"/>
     </w:p>
     <w:p>
+      <w:pPr>
+        <w:pStyle w:val="FieldHint"/>
+      </w:pPr>
       <w:proofErr w:type="spellStart"/>
       <w:r>
         <w:t>(ако има отклонения от техническите графици, те се отбелязват)</w:t>
@@ -859,6 +1114,9 @@
       <w:proofErr w:type="spellEnd"/>
     </w:p>
     <w:p>
+      <w:pPr>
+        <w:pStyle w:val="LegalBody"/>
+      </w:pPr>
       <w:proofErr w:type="spellStart"/>
       <w:r>
         <w:t>1. Строеж (част от него, етап), на който е проведена пробата:</w:t>
@@ -891,6 +1149,9 @@
       <w:proofErr w:type="spellEnd"/>
     </w:p>
     <w:p>
+      <w:pPr>
+        <w:pStyle w:val="FieldHint"/>
+      </w:pPr>
       <w:proofErr w:type="spellStart"/>
       <w:r>
         <w:t>............................................................................................................</w:t>
@@ -923,6 +1184,9 @@
       <w:proofErr w:type="spellEnd"/>
     </w:p>
     <w:p>
+      <w:pPr>
+        <w:pStyle w:val="FieldHint"/>
+      </w:pPr>
       <w:proofErr w:type="spellStart"/>
       <w:r>
         <w:t>............................................................................................................</w:t>
@@ -955,6 +1219,9 @@
       <w:proofErr w:type="spellEnd"/>
     </w:p>
     <w:p>
+      <w:pPr>
+        <w:pStyle w:val="FieldHint"/>
+      </w:pPr>
       <w:proofErr w:type="spellStart"/>
       <w:r>
         <w:t>(описват се)</w:t>
@@ -1017,6 +1284,9 @@
       <w:proofErr w:type="spellEnd"/>
     </w:p>
     <w:p>
+      <w:pPr>
+        <w:pStyle w:val="LegalBody"/>
+      </w:pPr>
       <w:proofErr w:type="spellStart"/>
       <w:r>
         <w:t>2. Основни параметри на машините и съоръженията:</w:t>
@@ -1075,9 +1345,7 @@
           </w:tcPr>
           <w:p>
             <w:r>
-              <w:rPr>
-                <w:sz w:val="20"/>
-              </w:rPr>
+              <w:rPr/>
               <w:t>№ по ред</w:t>
             </w:r>
           </w:p>
@@ -1088,9 +1356,7 @@
           </w:tcPr>
           <w:p>
             <w:r>
-              <w:rPr>
-                <w:sz w:val="20"/>
-              </w:rPr>
+              <w:rPr/>
               <w:t>Наименование на машината (съоръжението)</w:t>
             </w:r>
           </w:p>
@@ -1101,9 +1367,7 @@
           </w:tcPr>
           <w:p>
             <w:r>
-              <w:rPr>
-                <w:sz w:val="20"/>
-              </w:rPr>
+              <w:rPr/>
               <w:t>Параметри по проект / заводски документ</w:t>
             </w:r>
           </w:p>
@@ -1114,9 +1378,7 @@
           </w:tcPr>
           <w:p>
             <w:r>
-              <w:rPr>
-                <w:sz w:val="20"/>
-              </w:rPr>
+              <w:rPr/>
               <w:t>Фактически параметри</w:t>
             </w:r>
           </w:p>
@@ -1127,9 +1389,7 @@
           </w:tcPr>
           <w:p>
             <w:r>
-              <w:rPr>
-                <w:sz w:val="20"/>
-              </w:rPr>
+              <w:rPr/>
               <w:t>Забележка</w:t>
             </w:r>
           </w:p>
@@ -1142,9 +1402,7 @@
           </w:tcPr>
           <w:p>
             <w:r>
-              <w:rPr>
-                <w:sz w:val="20"/>
-              </w:rPr>
+              <w:rPr/>
               <w:t>1</w:t>
             </w:r>
           </w:p>
@@ -1181,9 +1439,7 @@
           </w:tcPr>
           <w:p>
             <w:r>
-              <w:rPr>
-                <w:sz w:val="20"/>
-              </w:rPr>
+              <w:rPr/>
               <w:t>2</w:t>
             </w:r>
           </w:p>
@@ -1220,9 +1476,7 @@
           </w:tcPr>
           <w:p>
             <w:r>
-              <w:rPr>
-                <w:sz w:val="20"/>
-              </w:rPr>
+              <w:rPr/>
               <w:t>3</w:t>
             </w:r>
           </w:p>
@@ -1284,6 +1538,9 @@
       <w:proofErr w:type="spellEnd"/>
     </w:p>
     <w:p>
+      <w:pPr>
+        <w:pStyle w:val="LegalBody"/>
+      </w:pPr>
       <w:proofErr w:type="spellStart"/>
       <w:r>
         <w:t>3. Технологични натоварвания:</w:t>
@@ -1316,6 +1573,9 @@
       <w:proofErr w:type="spellEnd"/>
     </w:p>
     <w:p>
+      <w:pPr>
+        <w:pStyle w:val="FieldHint"/>
+      </w:pPr>
       <w:proofErr w:type="spellStart"/>
       <w:r>
         <w:t>............................................................................................................</w:t>
@@ -1348,6 +1608,9 @@
       <w:proofErr w:type="spellEnd"/>
     </w:p>
     <w:p>
+      <w:pPr>
+        <w:pStyle w:val="FieldHint"/>
+      </w:pPr>
       <w:proofErr w:type="spellStart"/>
       <w:r>
         <w:t>(посочват се технологичните натоварвания на водещите машини и съоръжения, като се сравняват с номиналните по проект или заводските документи на оборудването; фактическите натоварвания да се дадат по периоди от време така, както са се променяли)</w:t>
@@ -1406,9 +1669,7 @@
           </w:tcPr>
           <w:p>
             <w:r>
-              <w:rPr>
-                <w:sz w:val="20"/>
-              </w:rPr>
+              <w:rPr/>
               <w:t>№ по ред</w:t>
             </w:r>
           </w:p>
@@ -1419,9 +1680,7 @@
           </w:tcPr>
           <w:p>
             <w:r>
-              <w:rPr>
-                <w:sz w:val="20"/>
-              </w:rPr>
+              <w:rPr/>
               <w:t>Машина (съоръжение)</w:t>
             </w:r>
           </w:p>
@@ -1432,9 +1691,7 @@
           </w:tcPr>
           <w:p>
             <w:r>
-              <w:rPr>
-                <w:sz w:val="20"/>
-              </w:rPr>
+              <w:rPr/>
               <w:t>Номинално натоварване по проект</w:t>
             </w:r>
           </w:p>
@@ -1445,9 +1702,7 @@
           </w:tcPr>
           <w:p>
             <w:r>
-              <w:rPr>
-                <w:sz w:val="20"/>
-              </w:rPr>
+              <w:rPr/>
               <w:t>Фактическо натоварване</w:t>
             </w:r>
           </w:p>
@@ -1458,9 +1713,7 @@
           </w:tcPr>
           <w:p>
             <w:r>
-              <w:rPr>
-                <w:sz w:val="20"/>
-              </w:rPr>
+              <w:rPr/>
               <w:t>Период от време</w:t>
             </w:r>
           </w:p>
@@ -1473,9 +1726,7 @@
           </w:tcPr>
           <w:p>
             <w:r>
-              <w:rPr>
-                <w:sz w:val="20"/>
-              </w:rPr>
+              <w:rPr/>
               <w:t>1</w:t>
             </w:r>
           </w:p>
@@ -1512,9 +1763,7 @@
           </w:tcPr>
           <w:p>
             <w:r>
-              <w:rPr>
-                <w:sz w:val="20"/>
-              </w:rPr>
+              <w:rPr/>
               <w:t>2</w:t>
             </w:r>
           </w:p>
@@ -1551,9 +1800,7 @@
           </w:tcPr>
           <w:p>
             <w:r>
-              <w:rPr>
-                <w:sz w:val="20"/>
-              </w:rPr>
+              <w:rPr/>
               <w:t>3</w:t>
             </w:r>
           </w:p>
@@ -1615,6 +1862,9 @@
       <w:proofErr w:type="spellEnd"/>
     </w:p>
     <w:p>
+      <w:pPr>
+        <w:pStyle w:val="LegalBody"/>
+      </w:pPr>
       <w:proofErr w:type="spellStart"/>
       <w:r>
         <w:t>4. Престой:</w:t>
@@ -1647,6 +1897,9 @@
       <w:proofErr w:type="spellEnd"/>
     </w:p>
     <w:p>
+      <w:pPr>
+        <w:pStyle w:val="FieldHint"/>
+      </w:pPr>
       <w:proofErr w:type="spellStart"/>
       <w:r>
         <w:t>............................................................................................................</w:t>
@@ -1679,6 +1932,9 @@
       <w:proofErr w:type="spellEnd"/>
     </w:p>
     <w:p>
+      <w:pPr>
+        <w:pStyle w:val="FieldHint"/>
+      </w:pPr>
       <w:proofErr w:type="spellStart"/>
       <w:r>
         <w:t>(отбелязват се по време престоите на технологичните линии или на отделни машини и съоръжения, както и анализ на причините за престой)</w:t>
@@ -1741,6 +1997,9 @@
       <w:proofErr w:type="spellEnd"/>
     </w:p>
     <w:p>
+      <w:pPr>
+        <w:pStyle w:val="LegalBody"/>
+      </w:pPr>
       <w:proofErr w:type="spellStart"/>
       <w:r>
         <w:t>5. Резултати от 72-часовите проби:</w:t>
@@ -1773,6 +2032,9 @@
       <w:proofErr w:type="spellEnd"/>
     </w:p>
     <w:p>
+      <w:pPr>
+        <w:pStyle w:val="FieldHint"/>
+      </w:pPr>
       <w:proofErr w:type="spellStart"/>
       <w:r>
         <w:t>............................................................................................................</w:t>
@@ -1805,6 +2067,9 @@
       <w:proofErr w:type="spellEnd"/>
     </w:p>
     <w:p>
+      <w:pPr>
+        <w:pStyle w:val="FieldHint"/>
+      </w:pPr>
       <w:proofErr w:type="spellStart"/>
       <w:r>
         <w:t>(констатации на комисията от проведените 72-часови проби при експлоатационни условия на строежа, етапа или частта от него за доказване техническите параметри, проектната мощност, качеството на продукцията, спазването на хигиенните изисквания, изискванията по безопасност на труда, опазването на околната среда, пожарната безопасност и др.)</w:t>
@@ -1867,6 +2132,9 @@
       <w:proofErr w:type="spellEnd"/>
     </w:p>
     <w:p>
+      <w:pPr>
+        <w:pStyle w:val="LegalBody"/>
+      </w:pPr>
       <w:proofErr w:type="spellStart"/>
       <w:r>
         <w:t>6. Недостатъци на машините и съоръженията, появили се при 72-часовите проби:</w:t>
@@ -1899,6 +2167,9 @@
       <w:proofErr w:type="spellEnd"/>
     </w:p>
     <w:p>
+      <w:pPr>
+        <w:pStyle w:val="FieldHint"/>
+      </w:pPr>
       <w:proofErr w:type="spellStart"/>
       <w:r>
         <w:t>............................................................................................................</w:t>
@@ -1931,6 +2202,9 @@
       <w:proofErr w:type="spellEnd"/>
     </w:p>
     <w:p>
+      <w:pPr>
+        <w:pStyle w:val="FieldHint"/>
+      </w:pPr>
       <w:proofErr w:type="spellStart"/>
       <w:r>
         <w:t>(изброяват се по видове, като се разделят на недостатъци по причина на доставчика и други по причина на строителя на строителните и монтажните работи)</w:t>
@@ -1993,6 +2267,9 @@
       <w:proofErr w:type="spellEnd"/>
     </w:p>
     <w:p>
+      <w:pPr>
+        <w:pStyle w:val="LegalBody"/>
+      </w:pPr>
       <w:proofErr w:type="spellStart"/>
       <w:r>
         <w:t>Въз основа на проведената 72-часова проба и направените констатации комисията дава следното</w:t>
@@ -2026,13 +2303,16 @@
     </w:p>
     <w:p>
       <w:pPr>
-        <w:pStyle w:val="NoSpacing"/>
+        <w:pStyle w:val="SectionHeading"/>
       </w:pPr>
       <w:r>
         <w:t>ЗАКЛЮЧЕНИЕ:</w:t>
       </w:r>
     </w:p>
     <w:p>
+      <w:pPr>
+        <w:pStyle w:val="FieldHint"/>
+      </w:pPr>
       <w:proofErr w:type="spellStart"/>
       <w:r>
         <w:t>............................................................................................................</w:t>
@@ -2065,6 +2345,9 @@
       <w:proofErr w:type="spellEnd"/>
     </w:p>
     <w:p>
+      <w:pPr>
+        <w:pStyle w:val="FieldHint"/>
+      </w:pPr>
       <w:proofErr w:type="spellStart"/>
       <w:r>
         <w:t>(комисията прави обоснована оценка дали монтираните машини и съоръжения са показали отклонения, недопустими по отношение хигиенните изисквания, изискванията по безопасност на труда, опазването на околната среда и пожарната безопасност съгласно стандартизационните документи и дали са постигнати техническите параметри, проектната мощност и качеството на продукцията)</w:t>
@@ -2127,6 +2410,9 @@
       <w:proofErr w:type="spellEnd"/>
     </w:p>
     <w:p>
+      <w:pPr>
+        <w:pStyle w:val="LegalBody"/>
+      </w:pPr>
       <w:proofErr w:type="spellStart"/>
       <w:r>
         <w:t>Комисия:</w:t>
@@ -2159,9 +2445,12 @@
       <w:proofErr w:type="spellEnd"/>
     </w:p>
     <w:p>
+      <w:pPr>
+        <w:pStyle w:val="LegalBody"/>
+      </w:pPr>
       <w:proofErr w:type="spellStart"/>
       <w:r>
-        <w:t>Председател:  ..............................   (___________________________________________)</w:t>
+        <w:t>Председател:  ..............................   (...........................................)</w:t>
       </w:r>
       <w:proofErr w:type="spellEnd"/>
       <w:r/>
@@ -2191,6 +2480,9 @@
       <w:proofErr w:type="spellEnd"/>
     </w:p>
     <w:p>
+      <w:pPr>
+        <w:pStyle w:val="LegalBody"/>
+      </w:pPr>
       <w:proofErr w:type="spellStart"/>
       <w:r>
         <w:t>Членове:</w:t>
@@ -2223,9 +2515,12 @@
       <w:proofErr w:type="spellEnd"/>
     </w:p>
     <w:p>
+      <w:pPr>
+        <w:pStyle w:val="FieldHint"/>
+      </w:pPr>
       <w:proofErr w:type="spellStart"/>
       <w:r>
-        <w:t>1.  ..............................   (___________________________________________)</w:t>
+        <w:t>1.  ..............................   (...........................................)</w:t>
       </w:r>
       <w:proofErr w:type="spellEnd"/>
       <w:r/>
@@ -2255,9 +2550,12 @@
       <w:proofErr w:type="spellEnd"/>
     </w:p>
     <w:p>
+      <w:pPr>
+        <w:pStyle w:val="FieldHint"/>
+      </w:pPr>
       <w:proofErr w:type="spellStart"/>
       <w:r>
-        <w:t>2.  ..............................   (___________________________________________)</w:t>
+        <w:t>2.  ..............................   (...........................................)</w:t>
       </w:r>
       <w:proofErr w:type="spellEnd"/>
       <w:r/>
@@ -2287,9 +2585,12 @@
       <w:proofErr w:type="spellEnd"/>
     </w:p>
     <w:p>
+      <w:pPr>
+        <w:pStyle w:val="FieldHint"/>
+      </w:pPr>
       <w:proofErr w:type="spellStart"/>
       <w:r>
-        <w:t>3.  ..............................   (___________________________________________)</w:t>
+        <w:t>3.  ..............................   (...........................................)</w:t>
       </w:r>
       <w:proofErr w:type="spellEnd"/>
       <w:r/>
@@ -2319,13 +2620,35 @@
       <w:proofErr w:type="spellEnd"/>
     </w:p>
     <w:sectPr>
+      <w:headerReference w:type="default" r:id="rId8"/>
+      <w:footerReference w:type="default" r:id="rId9"/>
       <w:pgSz w:w="11906" w:h="16838"/>
-      <w:pgMar w:top="567" w:right="424" w:bottom="426" w:left="1701" w:header="720" w:footer="720" w:gutter="0"/>
+      <w:pgMar w:top="850" w:right="707" w:bottom="850" w:left="1020" w:header="720" w:footer="720" w:gutter="0"/>
       <w:cols w:space="720"/>
       <w:docGrid w:linePitch="360"/>
     </w:sectPr>
   </w:body>
 </w:document>
+</file>
+
+<file path=word/footer1.xml><?xml version="1.0" encoding="utf-8"?>
+<w:ftr xmlns:m="http://schemas.openxmlformats.org/officeDocument/2006/math" xmlns:mc="http://schemas.openxmlformats.org/markup-compatibility/2006" xmlns:mo="http://schemas.microsoft.com/office/mac/office/2008/main" xmlns:mv="urn:schemas-microsoft-com:mac:vml" xmlns:o="urn:schemas-microsoft-com:office:office" xmlns:r="http://schemas.openxmlformats.org/officeDocument/2006/relationships" xmlns:v="urn:schemas-microsoft-com:vml" xmlns:w10="urn:schemas-microsoft-com:office:word" xmlns:w14="http://schemas.microsoft.com/office/word/2010/wordml" xmlns:w="http://schemas.openxmlformats.org/wordprocessingml/2006/main" xmlns:wne="http://schemas.microsoft.com/office/word/2006/wordml" xmlns:wp14="http://schemas.microsoft.com/office/word/2010/wordprocessingDrawing" xmlns:wp="http://schemas.openxmlformats.org/drawingml/2006/wordprocessingDrawing" xmlns:wpc="http://schemas.microsoft.com/office/word/2010/wordprocessingCanvas" xmlns:wpg="http://schemas.microsoft.com/office/word/2010/wordprocessingGroup" xmlns:wpi="http://schemas.microsoft.com/office/word/2010/wordprocessingInk" xmlns:wps="http://schemas.microsoft.com/office/word/2010/wordprocessingShape" mc:Ignorable="w14 wp14">
+  <w:p>
+    <w:pPr>
+      <w:pStyle w:val="Footer"/>
+    </w:pPr>
+  </w:p>
+</w:ftr>
+</file>
+
+<file path=word/header1.xml><?xml version="1.0" encoding="utf-8"?>
+<w:hdr xmlns:m="http://schemas.openxmlformats.org/officeDocument/2006/math" xmlns:mc="http://schemas.openxmlformats.org/markup-compatibility/2006" xmlns:mo="http://schemas.microsoft.com/office/mac/office/2008/main" xmlns:mv="urn:schemas-microsoft-com:mac:vml" xmlns:o="urn:schemas-microsoft-com:office:office" xmlns:r="http://schemas.openxmlformats.org/officeDocument/2006/relationships" xmlns:v="urn:schemas-microsoft-com:vml" xmlns:w10="urn:schemas-microsoft-com:office:word" xmlns:w14="http://schemas.microsoft.com/office/word/2010/wordml" xmlns:w="http://schemas.openxmlformats.org/wordprocessingml/2006/main" xmlns:wne="http://schemas.microsoft.com/office/word/2006/wordml" xmlns:wp14="http://schemas.microsoft.com/office/word/2010/wordprocessingDrawing" xmlns:wp="http://schemas.openxmlformats.org/drawingml/2006/wordprocessingDrawing" xmlns:wpc="http://schemas.microsoft.com/office/word/2010/wordprocessingCanvas" xmlns:wpg="http://schemas.microsoft.com/office/word/2010/wordprocessingGroup" xmlns:wpi="http://schemas.microsoft.com/office/word/2010/wordprocessingInk" xmlns:wps="http://schemas.microsoft.com/office/word/2010/wordprocessingShape" mc:Ignorable="w14 wp14">
+  <w:p>
+    <w:pPr>
+      <w:pStyle w:val="Header"/>
+    </w:pPr>
+  </w:p>
+</w:hdr>
 </file>
 
 <file path=word/numbering.xml><?xml version="1.0" encoding="utf-8"?>
@@ -3179,11 +3502,17 @@
   <w:docDefaults>
     <w:rPrDefault>
       <w:rPr>
-        <w:rFonts w:ascii="Times New Roman" w:eastAsia="Times New Roman" w:hAnsi="Times New Roman" w:cs="Times New Roman"/>
+        <w:rFonts w:asciiTheme="minorHAnsi" w:eastAsiaTheme="minorEastAsia" w:hAnsiTheme="minorHAnsi" w:cstheme="minorBidi"/>
+        <w:sz w:val="22"/>
+        <w:szCs w:val="22"/>
         <w:lang w:val="en-US" w:eastAsia="en-US" w:bidi="ar-SA"/>
       </w:rPr>
     </w:rPrDefault>
-    <w:pPrDefault/>
+    <w:pPrDefault>
+      <w:pPr>
+        <w:spacing w:after="200" w:line="276" w:lineRule="auto"/>
+      </w:pPr>
+    </w:pPrDefault>
   </w:docDefaults>
   <w:latentStyles w:defLockedState="0" w:defUIPriority="99" w:defSemiHidden="0" w:defUnhideWhenUsed="0" w:defQFormat="0" w:count="371">
     <w:lsdException w:name="Normal" w:uiPriority="0" w:qFormat="1"/>
@@ -3549,19 +3878,6 @@
     <w:lsdException w:name="List Table 6 Colorful Accent 6" w:uiPriority="51"/>
     <w:lsdException w:name="List Table 7 Colorful Accent 6" w:uiPriority="52"/>
   </w:latentStyles>
-  <w:style w:type="paragraph" w:default="1" w:styleId="Normal">
-    <w:name w:val="Normal"/>
-    <w:qFormat/>
-    <w:rsid w:val="000C581B"/>
-    <w:pPr>
-      <w:ind w:left="2268" w:hanging="2268"/>
-    </w:pPr>
-    <w:rPr>
-      <w:rFonts w:eastAsiaTheme="minorEastAsia"/>
-      <w:sz w:val="24"/>
-      <w:szCs w:val="24"/>
-    </w:rPr>
-  </w:style>
   <w:style w:type="paragraph" w:styleId="Heading1">
     <w:name w:val="heading 1"/>
     <w:basedOn w:val="Normal"/>
@@ -14245,6 +14561,120 @@
         <w:shd w:val="clear" w:color="auto" w:fill="FBCAA2" w:themeFill="accent6" w:themeFillTint="7F"/>
       </w:tcPr>
     </w:tblStylePr>
+  </w:style>
+  <w:style w:type="paragraph" w:default="1" w:styleId="Normal">
+    <w:name w:val="Normal"/>
+    <w:qFormat/>
+    <w:rsid w:val="00FC693F"/>
+    <w:pPr>
+      <w:spacing w:after="60" w:line="300" w:lineRule="auto"/>
+    </w:pPr>
+    <w:rPr>
+      <w:rFonts w:ascii="Georgia" w:hAnsi="Georgia"/>
+      <w:color w:val="1C1C1C"/>
+      <w:sz w:val="20"/>
+    </w:rPr>
+  </w:style>
+  <w:style w:type="paragraph" w:customStyle="1" w:styleId="DocumentMeta">
+    <w:name w:val="Document Meta"/>
+    <w:basedOn w:val="Normal"/>
+    <w:pPr>
+      <w:spacing w:after="40" w:line="240" w:lineRule="auto"/>
+    </w:pPr>
+    <w:rPr>
+      <w:rFonts w:ascii="Arial" w:hAnsi="Arial"/>
+      <w:color w:val="6F6F6F"/>
+      <w:sz w:val="17"/>
+    </w:rPr>
+  </w:style>
+  <w:style w:type="paragraph" w:customStyle="1" w:styleId="DocumentTitle">
+    <w:name w:val="Document Title"/>
+    <w:basedOn w:val="Normal"/>
+    <w:pPr>
+      <w:spacing w:after="80" w:line="240" w:lineRule="auto"/>
+    </w:pPr>
+    <w:rPr>
+      <w:rFonts w:ascii="Arial" w:hAnsi="Arial"/>
+      <w:b/>
+      <w:color w:val="1F3A5F"/>
+      <w:sz w:val="32"/>
+    </w:rPr>
+  </w:style>
+  <w:style w:type="paragraph" w:customStyle="1" w:styleId="DocumentSubtitle">
+    <w:name w:val="Document Subtitle"/>
+    <w:basedOn w:val="Normal"/>
+    <w:pPr>
+      <w:spacing w:after="180" w:line="288" w:lineRule="auto"/>
+    </w:pPr>
+    <w:rPr>
+      <w:rFonts w:ascii="Arial" w:hAnsi="Arial"/>
+      <w:b/>
+      <w:sz w:val="21"/>
+    </w:rPr>
+  </w:style>
+  <w:style w:type="paragraph" w:customStyle="1" w:styleId="LegalBody">
+    <w:name w:val="Legal Body"/>
+    <w:basedOn w:val="Normal"/>
+  </w:style>
+  <w:style w:type="paragraph" w:customStyle="1" w:styleId="FieldHint">
+    <w:name w:val="Field Hint"/>
+    <w:basedOn w:val="Normal"/>
+    <w:pPr>
+      <w:spacing w:after="80" w:line="252" w:lineRule="auto"/>
+    </w:pPr>
+    <w:rPr>
+      <w:rFonts w:ascii="Arial" w:hAnsi="Arial"/>
+      <w:i/>
+      <w:color w:val="6F6F6F"/>
+      <w:sz w:val="16"/>
+    </w:rPr>
+  </w:style>
+  <w:style w:type="paragraph" w:customStyle="1" w:styleId="SectionHeading">
+    <w:name w:val="Section Heading"/>
+    <w:basedOn w:val="Normal"/>
+    <w:pPr>
+      <w:spacing w:after="100" w:line="240" w:lineRule="auto"/>
+    </w:pPr>
+    <w:rPr>
+      <w:rFonts w:ascii="Arial" w:hAnsi="Arial"/>
+      <w:b/>
+      <w:color w:val="1F3A5F"/>
+      <w:sz w:val="21"/>
+    </w:rPr>
+  </w:style>
+  <w:style w:type="paragraph" w:customStyle="1" w:styleId="FieldLabel">
+    <w:name w:val="Field Label"/>
+    <w:basedOn w:val="Normal"/>
+    <w:pPr>
+      <w:spacing w:after="0" w:line="252" w:lineRule="auto"/>
+    </w:pPr>
+    <w:rPr>
+      <w:rFonts w:ascii="Arial" w:hAnsi="Arial"/>
+      <w:b/>
+      <w:sz w:val="18"/>
+    </w:rPr>
+  </w:style>
+  <w:style w:type="paragraph" w:customStyle="1" w:styleId="FieldValue">
+    <w:name w:val="Field Value"/>
+    <w:basedOn w:val="Normal"/>
+    <w:pPr>
+      <w:spacing w:after="0" w:line="276" w:lineRule="auto"/>
+    </w:pPr>
+    <w:rPr>
+      <w:sz w:val="18"/>
+    </w:rPr>
+  </w:style>
+  <w:style w:type="paragraph" w:customStyle="1" w:styleId="SignatureRole">
+    <w:name w:val="Signature Role"/>
+    <w:basedOn w:val="Normal"/>
+    <w:pPr>
+      <w:spacing w:after="0" w:line="252" w:lineRule="auto"/>
+    </w:pPr>
+    <w:rPr>
+      <w:rFonts w:ascii="Arial" w:hAnsi="Arial"/>
+      <w:b/>
+      <w:sz w:val="17"/>
+    </w:rPr>
   </w:style>
 </w:styles>
 </file>

--- a/templates/Protokol_17_Template.docx
+++ b/templates/Protokol_17_Template.docx
@@ -2446,7 +2446,7 @@
     </w:p>
     <w:p>
       <w:pPr>
-        <w:pStyle w:val="LegalBody"/>
+        <w:pStyle w:val="SignatureLine"/>
       </w:pPr>
       <w:proofErr w:type="spellStart"/>
       <w:r>
@@ -2516,7 +2516,7 @@
     </w:p>
     <w:p>
       <w:pPr>
-        <w:pStyle w:val="FieldHint"/>
+        <w:pStyle w:val="SignatureLine"/>
       </w:pPr>
       <w:proofErr w:type="spellStart"/>
       <w:r>
@@ -2551,7 +2551,7 @@
     </w:p>
     <w:p>
       <w:pPr>
-        <w:pStyle w:val="FieldHint"/>
+        <w:pStyle w:val="SignatureLine"/>
       </w:pPr>
       <w:proofErr w:type="spellStart"/>
       <w:r>
@@ -2586,7 +2586,7 @@
     </w:p>
     <w:p>
       <w:pPr>
-        <w:pStyle w:val="FieldHint"/>
+        <w:pStyle w:val="SignatureLine"/>
       </w:pPr>
       <w:proofErr w:type="spellStart"/>
       <w:r>
@@ -14676,6 +14676,22 @@
       <w:sz w:val="17"/>
     </w:rPr>
   </w:style>
+  <w:style w:type="paragraph" w:customStyle="1" w:styleId="SignatureLine">
+    <w:name w:val="Signature Line"/>
+    <w:basedOn w:val="Normal"/>
+    <w:pPr>
+      <w:spacing w:before="0" w:after="0" w:line="480" w:lineRule="auto"/>
+    </w:pPr>
+    <w:rPr>
+      <w:rFonts w:ascii="Arial" w:hAnsi="Arial" w:eastAsia="Arial" w:cs="Arial"/>
+      <w:b w:val="0"/>
+      <w:bCs w:val="0"/>
+      <w:i w:val="1"/>
+      <w:iCs w:val="1"/>
+      <w:sz w:val="21"/>
+      <w:szCs w:val="21"/>
+    </w:rPr>
+  </w:style>
 </w:styles>
 </file>
 
